--- a/Staff_Biodata_System_User_Training_Guide.docx
+++ b/Staff_Biodata_System_User_Training_Guide.docx
@@ -239,7 +239,7 @@
           <w:i w:val="0"/>
           <w:sz w:val="22"/>
         </w:rPr>
-        <w:t>7.  How to view the promotions due list</w:t>
+        <w:t>7.  How to change or update a staff status</w:t>
       </w:r>
     </w:p>
     <w:p>
@@ -249,7 +249,7 @@
           <w:i w:val="0"/>
           <w:sz w:val="22"/>
         </w:rPr>
-        <w:t>8.  How to view the retirement monitor</w:t>
+        <w:t>8.  How to view the promotions due list</w:t>
       </w:r>
     </w:p>
     <w:p>
@@ -259,7 +259,7 @@
           <w:i w:val="0"/>
           <w:sz w:val="22"/>
         </w:rPr>
-        <w:t>9.  How to generate and download a report</w:t>
+        <w:t>9.  How to view the retirement monitor</w:t>
       </w:r>
     </w:p>
     <w:p>
@@ -269,7 +269,7 @@
           <w:i w:val="0"/>
           <w:sz w:val="22"/>
         </w:rPr>
-        <w:t>10. What to do if you forget your password</w:t>
+        <w:t>10. How to generate and download a report</w:t>
       </w:r>
     </w:p>
     <w:p>
@@ -279,7 +279,17 @@
           <w:i w:val="0"/>
           <w:sz w:val="22"/>
         </w:rPr>
-        <w:t>11. Common errors and what they mean</w:t>
+        <w:t>11. What to do if you forget your password</w:t>
+      </w:r>
+    </w:p>
+    <w:p>
+      <w:r>
+        <w:rPr>
+          <w:b w:val="0"/>
+          <w:i w:val="0"/>
+          <w:sz w:val="22"/>
+        </w:rPr>
+        <w:t>12. Common errors and what they mean</w:t>
       </w:r>
     </w:p>
     <w:p>
@@ -2787,7 +2797,767 @@
         <w:rPr>
           <w:color w:val="1F3A68"/>
         </w:rPr>
-        <w:t>7. How to View the Promotions Due List</w:t>
+        <w:t>7. How to Change or Update a Staff Status</w:t>
+      </w:r>
+    </w:p>
+    <w:p>
+      <w:r>
+        <w:rPr>
+          <w:b w:val="0"/>
+          <w:i w:val="0"/>
+          <w:sz w:val="22"/>
+        </w:rPr>
+        <w:t>The "Status" of a staff member tells the system whether the officer is currently active, away, or no longer in service. A status change is different from editing the profile - it is recorded with an effective date and kept in the staff member's history.</w:t>
+      </w:r>
+    </w:p>
+    <w:p>
+      <w:pPr>
+        <w:pStyle w:val="Heading2"/>
+      </w:pPr>
+      <w:r>
+        <w:rPr>
+          <w:color w:val="2E5C9A"/>
+        </w:rPr>
+        <w:t>The different staff status options</w:t>
+      </w:r>
+    </w:p>
+    <w:tbl>
+      <w:tblPr>
+        <w:tblStyle w:val="LightGrid-Accent1"/>
+        <w:tblW w:type="auto" w:w="0"/>
+        <w:tblLook w:firstColumn="1" w:firstRow="1" w:lastColumn="0" w:lastRow="0" w:noHBand="0" w:noVBand="1" w:val="04A0"/>
+      </w:tblPr>
+      <w:tblGrid>
+        <w:gridCol w:w="4873"/>
+        <w:gridCol w:w="4873"/>
+      </w:tblGrid>
+      <w:tr>
+        <w:tc>
+          <w:tcPr>
+            <w:tcW w:type="dxa" w:w="4873"/>
+          </w:tcPr>
+          <w:p>
+            <w:r>
+              <w:rPr>
+                <w:b/>
+              </w:rPr>
+              <w:t>Status</w:t>
+            </w:r>
+          </w:p>
+        </w:tc>
+        <w:tc>
+          <w:tcPr>
+            <w:tcW w:type="dxa" w:w="4873"/>
+          </w:tcPr>
+          <w:p>
+            <w:r>
+              <w:rPr>
+                <w:b/>
+              </w:rPr>
+              <w:t>When to use it</w:t>
+            </w:r>
+          </w:p>
+        </w:tc>
+      </w:tr>
+      <w:tr>
+        <w:tc>
+          <w:tcPr>
+            <w:tcW w:type="dxa" w:w="4873"/>
+          </w:tcPr>
+          <w:p>
+            <w:r/>
+            <w:r>
+              <w:rPr>
+                <w:b/>
+                <w:sz w:val="20"/>
+              </w:rPr>
+              <w:t>Active</w:t>
+            </w:r>
+          </w:p>
+        </w:tc>
+        <w:tc>
+          <w:tcPr>
+            <w:tcW w:type="dxa" w:w="4873"/>
+          </w:tcPr>
+          <w:p>
+            <w:r/>
+            <w:r>
+              <w:rPr>
+                <w:sz w:val="20"/>
+              </w:rPr>
+              <w:t>The officer is currently working at the Court. This is the default status for every new staff record.</w:t>
+            </w:r>
+          </w:p>
+        </w:tc>
+      </w:tr>
+      <w:tr>
+        <w:tc>
+          <w:tcPr>
+            <w:tcW w:type="dxa" w:w="4873"/>
+          </w:tcPr>
+          <w:p>
+            <w:r/>
+            <w:r>
+              <w:rPr>
+                <w:b/>
+                <w:sz w:val="20"/>
+              </w:rPr>
+              <w:t>On Leave</w:t>
+            </w:r>
+          </w:p>
+        </w:tc>
+        <w:tc>
+          <w:tcPr>
+            <w:tcW w:type="dxa" w:w="4873"/>
+          </w:tcPr>
+          <w:p>
+            <w:r/>
+            <w:r>
+              <w:rPr>
+                <w:sz w:val="20"/>
+              </w:rPr>
+              <w:t>The officer is on approved leave (annual, study, maternity, or sick leave).</w:t>
+            </w:r>
+          </w:p>
+        </w:tc>
+      </w:tr>
+      <w:tr>
+        <w:tc>
+          <w:tcPr>
+            <w:tcW w:type="dxa" w:w="4873"/>
+          </w:tcPr>
+          <w:p>
+            <w:r/>
+            <w:r>
+              <w:rPr>
+                <w:b/>
+                <w:sz w:val="20"/>
+              </w:rPr>
+              <w:t>On Secondment</w:t>
+            </w:r>
+          </w:p>
+        </w:tc>
+        <w:tc>
+          <w:tcPr>
+            <w:tcW w:type="dxa" w:w="4873"/>
+          </w:tcPr>
+          <w:p>
+            <w:r/>
+            <w:r>
+              <w:rPr>
+                <w:sz w:val="20"/>
+              </w:rPr>
+              <w:t>The officer has been temporarily posted to another agency.</w:t>
+            </w:r>
+          </w:p>
+        </w:tc>
+      </w:tr>
+      <w:tr>
+        <w:tc>
+          <w:tcPr>
+            <w:tcW w:type="dxa" w:w="4873"/>
+          </w:tcPr>
+          <w:p>
+            <w:r/>
+            <w:r>
+              <w:rPr>
+                <w:b/>
+                <w:sz w:val="20"/>
+              </w:rPr>
+              <w:t>Suspended</w:t>
+            </w:r>
+          </w:p>
+        </w:tc>
+        <w:tc>
+          <w:tcPr>
+            <w:tcW w:type="dxa" w:w="4873"/>
+          </w:tcPr>
+          <w:p>
+            <w:r/>
+            <w:r>
+              <w:rPr>
+                <w:sz w:val="20"/>
+              </w:rPr>
+              <w:t>The officer has been suspended from duty by a written order.</w:t>
+            </w:r>
+          </w:p>
+        </w:tc>
+      </w:tr>
+      <w:tr>
+        <w:tc>
+          <w:tcPr>
+            <w:tcW w:type="dxa" w:w="4873"/>
+          </w:tcPr>
+          <w:p>
+            <w:r/>
+            <w:r>
+              <w:rPr>
+                <w:b/>
+                <w:sz w:val="20"/>
+              </w:rPr>
+              <w:t>Interdicted</w:t>
+            </w:r>
+          </w:p>
+        </w:tc>
+        <w:tc>
+          <w:tcPr>
+            <w:tcW w:type="dxa" w:w="4873"/>
+          </w:tcPr>
+          <w:p>
+            <w:r/>
+            <w:r>
+              <w:rPr>
+                <w:sz w:val="20"/>
+              </w:rPr>
+              <w:t>The officer is under investigation and not allowed to work for the time being.</w:t>
+            </w:r>
+          </w:p>
+        </w:tc>
+      </w:tr>
+      <w:tr>
+        <w:tc>
+          <w:tcPr>
+            <w:tcW w:type="dxa" w:w="4873"/>
+          </w:tcPr>
+          <w:p>
+            <w:r/>
+            <w:r>
+              <w:rPr>
+                <w:b/>
+                <w:sz w:val="20"/>
+              </w:rPr>
+              <w:t>Resigned</w:t>
+            </w:r>
+          </w:p>
+        </w:tc>
+        <w:tc>
+          <w:tcPr>
+            <w:tcW w:type="dxa" w:w="4873"/>
+          </w:tcPr>
+          <w:p>
+            <w:r/>
+            <w:r>
+              <w:rPr>
+                <w:sz w:val="20"/>
+              </w:rPr>
+              <w:t>The officer has voluntarily left the service of the Court.</w:t>
+            </w:r>
+          </w:p>
+        </w:tc>
+      </w:tr>
+      <w:tr>
+        <w:tc>
+          <w:tcPr>
+            <w:tcW w:type="dxa" w:w="4873"/>
+          </w:tcPr>
+          <w:p>
+            <w:r/>
+            <w:r>
+              <w:rPr>
+                <w:b/>
+                <w:sz w:val="20"/>
+              </w:rPr>
+              <w:t>Retired</w:t>
+            </w:r>
+          </w:p>
+        </w:tc>
+        <w:tc>
+          <w:tcPr>
+            <w:tcW w:type="dxa" w:w="4873"/>
+          </w:tcPr>
+          <w:p>
+            <w:r/>
+            <w:r>
+              <w:rPr>
+                <w:sz w:val="20"/>
+              </w:rPr>
+              <w:t>The officer has reached retirement age or 35 years of service.</w:t>
+            </w:r>
+          </w:p>
+        </w:tc>
+      </w:tr>
+      <w:tr>
+        <w:tc>
+          <w:tcPr>
+            <w:tcW w:type="dxa" w:w="4873"/>
+          </w:tcPr>
+          <w:p>
+            <w:r/>
+            <w:r>
+              <w:rPr>
+                <w:b/>
+                <w:sz w:val="20"/>
+              </w:rPr>
+              <w:t>Dismissed</w:t>
+            </w:r>
+          </w:p>
+        </w:tc>
+        <w:tc>
+          <w:tcPr>
+            <w:tcW w:type="dxa" w:w="4873"/>
+          </w:tcPr>
+          <w:p>
+            <w:r/>
+            <w:r>
+              <w:rPr>
+                <w:sz w:val="20"/>
+              </w:rPr>
+              <w:t>The officer has been removed from service through a disciplinary process.</w:t>
+            </w:r>
+          </w:p>
+        </w:tc>
+      </w:tr>
+      <w:tr>
+        <w:tc>
+          <w:tcPr>
+            <w:tcW w:type="dxa" w:w="4873"/>
+          </w:tcPr>
+          <w:p>
+            <w:r/>
+            <w:r>
+              <w:rPr>
+                <w:b/>
+                <w:sz w:val="20"/>
+              </w:rPr>
+              <w:t>Deceased</w:t>
+            </w:r>
+          </w:p>
+        </w:tc>
+        <w:tc>
+          <w:tcPr>
+            <w:tcW w:type="dxa" w:w="4873"/>
+          </w:tcPr>
+          <w:p>
+            <w:r/>
+            <w:r>
+              <w:rPr>
+                <w:sz w:val="20"/>
+              </w:rPr>
+              <w:t>The officer has passed away.</w:t>
+            </w:r>
+          </w:p>
+        </w:tc>
+      </w:tr>
+    </w:tbl>
+    <w:p/>
+    <w:p>
+      <w:pPr>
+        <w:pStyle w:val="Heading2"/>
+      </w:pPr>
+      <w:r>
+        <w:rPr>
+          <w:color w:val="2E5C9A"/>
+        </w:rPr>
+        <w:t>To change a staff member's status</w:t>
+      </w:r>
+    </w:p>
+    <w:p>
+      <w:pPr>
+        <w:pStyle w:val="ListNumber"/>
+        <w:spacing w:after="80"/>
+      </w:pPr>
+      <w:r>
+        <w:rPr>
+          <w:sz w:val="22"/>
+        </w:rPr>
+        <w:t>Find the staff member using the search (see Section 2).</w:t>
+      </w:r>
+    </w:p>
+    <w:p>
+      <w:pPr>
+        <w:pStyle w:val="ListNumber"/>
+        <w:spacing w:after="80"/>
+      </w:pPr>
+      <w:r>
+        <w:rPr>
+          <w:sz w:val="22"/>
+        </w:rPr>
+        <w:t>Open the profile by clicking the name.</w:t>
+      </w:r>
+    </w:p>
+    <w:p>
+      <w:pPr>
+        <w:pStyle w:val="ListNumber"/>
+        <w:spacing w:after="80"/>
+      </w:pPr>
+      <w:r>
+        <w:rPr>
+          <w:sz w:val="22"/>
+        </w:rPr>
+        <w:t>Click the "Employment" tab.</w:t>
+      </w:r>
+    </w:p>
+    <w:p>
+      <w:pPr>
+        <w:pStyle w:val="ListNumber"/>
+        <w:spacing w:after="80"/>
+      </w:pPr>
+      <w:r>
+        <w:rPr>
+          <w:sz w:val="22"/>
+        </w:rPr>
+        <w:t>Look for the "Current Status" box near the top.</w:t>
+      </w:r>
+    </w:p>
+    <w:p>
+      <w:pPr>
+        <w:pStyle w:val="ListNumber"/>
+        <w:spacing w:after="80"/>
+      </w:pPr>
+      <w:r>
+        <w:rPr>
+          <w:sz w:val="22"/>
+        </w:rPr>
+        <w:t>Click the "Change Status" button next to it.</w:t>
+      </w:r>
+    </w:p>
+    <w:p>
+      <w:pPr>
+        <w:pStyle w:val="ListNumber"/>
+        <w:spacing w:after="80"/>
+      </w:pPr>
+      <w:r>
+        <w:rPr>
+          <w:sz w:val="22"/>
+        </w:rPr>
+        <w:t>A small form will open.</w:t>
+      </w:r>
+    </w:p>
+    <w:p>
+      <w:pPr>
+        <w:pStyle w:val="ListNumber"/>
+        <w:spacing w:after="80"/>
+      </w:pPr>
+      <w:r>
+        <w:rPr>
+          <w:sz w:val="22"/>
+        </w:rPr>
+        <w:t>Click the "New Status" drop-down and choose the correct status.</w:t>
+      </w:r>
+    </w:p>
+    <w:p>
+      <w:pPr>
+        <w:pStyle w:val="ListNumber"/>
+        <w:spacing w:after="80"/>
+      </w:pPr>
+      <w:r>
+        <w:rPr>
+          <w:sz w:val="22"/>
+        </w:rPr>
+        <w:t>Type the "Effective Date" - the day the new status begins (use the calendar icon).</w:t>
+      </w:r>
+    </w:p>
+    <w:p>
+      <w:pPr>
+        <w:pStyle w:val="ListNumber"/>
+        <w:spacing w:after="80"/>
+      </w:pPr>
+      <w:r>
+        <w:rPr>
+          <w:sz w:val="22"/>
+        </w:rPr>
+        <w:t>Type a short "Reason" - for example: "Annual leave approved by HOS" or "Retirement on attaining 60 years".</w:t>
+      </w:r>
+    </w:p>
+    <w:p>
+      <w:pPr>
+        <w:pStyle w:val="ListNumber"/>
+        <w:spacing w:after="80"/>
+      </w:pPr>
+      <w:r>
+        <w:rPr>
+          <w:sz w:val="22"/>
+        </w:rPr>
+        <w:t>Click "Upload Document" and attach the supporting letter or memo, if you have one.</w:t>
+      </w:r>
+    </w:p>
+    <w:p>
+      <w:pPr>
+        <w:pStyle w:val="ListNumber"/>
+        <w:spacing w:after="80"/>
+      </w:pPr>
+      <w:r>
+        <w:rPr>
+          <w:sz w:val="22"/>
+        </w:rPr>
+        <w:t>Click the blue "Save Status Change" button.</w:t>
+      </w:r>
+    </w:p>
+    <w:p>
+      <w:pPr>
+        <w:pStyle w:val="ListNumber"/>
+        <w:spacing w:after="80"/>
+      </w:pPr>
+      <w:r>
+        <w:rPr>
+          <w:sz w:val="22"/>
+        </w:rPr>
+        <w:t>A green message will say "Status updated successfully".</w:t>
+      </w:r>
+    </w:p>
+    <w:p>
+      <w:pPr>
+        <w:pStyle w:val="ListNumber"/>
+        <w:spacing w:after="80"/>
+      </w:pPr>
+      <w:r>
+        <w:rPr>
+          <w:sz w:val="22"/>
+        </w:rPr>
+        <w:t>The new status will now show at the top of the staff profile.</w:t>
+      </w:r>
+    </w:p>
+    <w:tbl>
+      <w:tblPr>
+        <w:tblW w:type="auto" w:w="0"/>
+        <w:tblLook w:firstColumn="1" w:firstRow="1" w:lastColumn="0" w:lastRow="0" w:noHBand="0" w:noVBand="1" w:val="04A0"/>
+        <w:tblBorders>
+          <w:top w:val="dashed" w:sz="6" w:color="A0A0A0"/>
+          <w:left w:val="dashed" w:sz="6" w:color="A0A0A0"/>
+          <w:bottom w:val="dashed" w:sz="6" w:color="A0A0A0"/>
+          <w:right w:val="dashed" w:sz="6" w:color="A0A0A0"/>
+        </w:tblBorders>
+      </w:tblPr>
+      <w:tblGrid>
+        <w:gridCol w:w="9746"/>
+      </w:tblGrid>
+      <w:tr>
+        <w:tc>
+          <w:tcPr>
+            <w:tcW w:type="dxa" w:w="9746"/>
+            <w:shd w:val="clear" w:color="auto" w:fill="F0F0F0"/>
+          </w:tcPr>
+          <w:p>
+            <w:pPr>
+              <w:jc w:val="center"/>
+            </w:pPr>
+            <w:r>
+              <w:rPr>
+                <w:b/>
+                <w:color w:val="606060"/>
+                <w:sz w:val="22"/>
+              </w:rPr>
+              <w:br/>
+              <w:t>[ SCREENSHOT PLACEHOLDER ]</w:t>
+              <w:br/>
+            </w:r>
+          </w:p>
+          <w:p>
+            <w:pPr>
+              <w:jc w:val="center"/>
+            </w:pPr>
+            <w:r>
+              <w:rPr>
+                <w:i/>
+                <w:color w:val="606060"/>
+                <w:sz w:val="20"/>
+              </w:rPr>
+              <w:t>Figure 7.1 - The Change Status form</w:t>
+              <w:br/>
+            </w:r>
+          </w:p>
+        </w:tc>
+      </w:tr>
+    </w:tbl>
+    <w:p/>
+    <w:p>
+      <w:pPr>
+        <w:pStyle w:val="Heading2"/>
+      </w:pPr>
+      <w:r>
+        <w:rPr>
+          <w:color w:val="2E5C9A"/>
+        </w:rPr>
+        <w:t>What happens after a status change</w:t>
+      </w:r>
+    </w:p>
+    <w:p>
+      <w:pPr>
+        <w:pStyle w:val="ListNumber"/>
+        <w:spacing w:after="80"/>
+      </w:pPr>
+      <w:r>
+        <w:rPr>
+          <w:sz w:val="22"/>
+        </w:rPr>
+        <w:t>The new status replaces the old one at the top of the profile.</w:t>
+      </w:r>
+    </w:p>
+    <w:p>
+      <w:pPr>
+        <w:pStyle w:val="ListNumber"/>
+        <w:spacing w:after="80"/>
+      </w:pPr>
+      <w:r>
+        <w:rPr>
+          <w:sz w:val="22"/>
+        </w:rPr>
+        <w:t>A note is added to the "History" tab showing the date, time, and who made the change.</w:t>
+      </w:r>
+    </w:p>
+    <w:p>
+      <w:pPr>
+        <w:pStyle w:val="ListNumber"/>
+        <w:spacing w:after="80"/>
+      </w:pPr>
+      <w:r>
+        <w:rPr>
+          <w:sz w:val="22"/>
+        </w:rPr>
+        <w:t>If the new status is Retired, Resigned, Dismissed, or Deceased, the staff record is moved out of the active staff list (but is NOT deleted).</w:t>
+      </w:r>
+    </w:p>
+    <w:p>
+      <w:pPr>
+        <w:pStyle w:val="ListNumber"/>
+        <w:spacing w:after="80"/>
+      </w:pPr>
+      <w:r>
+        <w:rPr>
+          <w:sz w:val="22"/>
+        </w:rPr>
+        <w:t>Officers with status "On Leave" or "On Secondment" still appear in the staff list but are marked clearly.</w:t>
+      </w:r>
+    </w:p>
+    <w:tbl>
+      <w:tblPr>
+        <w:tblW w:type="auto" w:w="0"/>
+        <w:tblLook w:firstColumn="1" w:firstRow="1" w:lastColumn="0" w:lastRow="0" w:noHBand="0" w:noVBand="1" w:val="04A0"/>
+        <w:tblBorders>
+          <w:top w:val="single" w:sz="8" w:color="C03030"/>
+          <w:left w:val="single" w:sz="8" w:color="C03030"/>
+          <w:bottom w:val="single" w:sz="8" w:color="C03030"/>
+          <w:right w:val="single" w:sz="8" w:color="C03030"/>
+        </w:tblBorders>
+      </w:tblPr>
+      <w:tblGrid>
+        <w:gridCol w:w="9746"/>
+      </w:tblGrid>
+      <w:tr>
+        <w:tc>
+          <w:tcPr>
+            <w:tcW w:type="dxa" w:w="9746"/>
+            <w:shd w:val="clear" w:color="auto" w:fill="FDE7E9"/>
+          </w:tcPr>
+          <w:p>
+            <w:r>
+              <w:rPr>
+                <w:b/>
+                <w:color w:val="A80000"/>
+                <w:sz w:val="22"/>
+              </w:rPr>
+              <w:t xml:space="preserve">  IMPORTANT</w:t>
+            </w:r>
+          </w:p>
+          <w:p>
+            <w:pPr>
+              <w:ind w:left="170"/>
+            </w:pPr>
+            <w:r>
+              <w:rPr>
+                <w:sz w:val="22"/>
+              </w:rPr>
+              <w:t>Never mark a staff member as Retired, Resigned, Dismissed, or Deceased without the official letter or document.</w:t>
+            </w:r>
+          </w:p>
+          <w:p>
+            <w:pPr>
+              <w:ind w:left="170"/>
+            </w:pPr>
+            <w:r>
+              <w:rPr>
+                <w:sz w:val="22"/>
+              </w:rPr>
+              <w:t>Once a status is set to Retired, Resigned, Dismissed, or Deceased, the record becomes read-only. Only an administrator can reverse it.</w:t>
+            </w:r>
+          </w:p>
+          <w:p>
+            <w:pPr>
+              <w:ind w:left="170"/>
+            </w:pPr>
+            <w:r>
+              <w:rPr>
+                <w:sz w:val="22"/>
+              </w:rPr>
+              <w:t>Use the correct Effective Date. The system uses this date for pension, gratuity, and seniority calculations.</w:t>
+            </w:r>
+          </w:p>
+        </w:tc>
+      </w:tr>
+    </w:tbl>
+    <w:p/>
+    <w:tbl>
+      <w:tblPr>
+        <w:tblW w:type="auto" w:w="0"/>
+        <w:tblLayout w:type="fixed"/>
+        <w:tblLook w:firstColumn="1" w:firstRow="1" w:lastColumn="0" w:lastRow="0" w:noHBand="0" w:noVBand="1" w:val="04A0"/>
+        <w:tblBorders>
+          <w:top w:val="single" w:sz="8" w:color="E0B400"/>
+          <w:left w:val="single" w:sz="8" w:color="E0B400"/>
+          <w:bottom w:val="single" w:sz="8" w:color="E0B400"/>
+          <w:right w:val="single" w:sz="8" w:color="E0B400"/>
+        </w:tblBorders>
+      </w:tblPr>
+      <w:tblGrid>
+        <w:gridCol w:w="9746"/>
+      </w:tblGrid>
+      <w:tr>
+        <w:tc>
+          <w:tcPr>
+            <w:tcW w:type="dxa" w:w="8504"/>
+            <w:shd w:val="clear" w:color="auto" w:fill="FFF4CE"/>
+            <w:vAlign w:val="top"/>
+          </w:tcPr>
+          <w:p>
+            <w:r>
+              <w:rPr>
+                <w:b/>
+                <w:color w:val="8A6D00"/>
+                <w:sz w:val="22"/>
+              </w:rPr>
+              <w:t xml:space="preserve">  TIP</w:t>
+            </w:r>
+          </w:p>
+          <w:p>
+            <w:pPr>
+              <w:ind w:left="170"/>
+            </w:pPr>
+            <w:r>
+              <w:rPr>
+                <w:sz w:val="22"/>
+              </w:rPr>
+              <w:t>To see a staff member's full status history, open the profile and click the "History" tab.</w:t>
+            </w:r>
+          </w:p>
+          <w:p>
+            <w:pPr>
+              <w:ind w:left="170"/>
+            </w:pPr>
+            <w:r>
+              <w:rPr>
+                <w:sz w:val="22"/>
+              </w:rPr>
+              <w:t>To find all officers with a particular status (for example, everyone On Leave), go to the Staff List and click the "Filter" button, then choose the status.</w:t>
+            </w:r>
+          </w:p>
+        </w:tc>
+      </w:tr>
+    </w:tbl>
+    <w:p/>
+    <w:p>
+      <w:r>
+        <w:br w:type="page"/>
+      </w:r>
+    </w:p>
+    <w:p>
+      <w:pPr>
+        <w:pStyle w:val="Heading1"/>
+      </w:pPr>
+      <w:r>
+        <w:rPr>
+          <w:color w:val="1F3A68"/>
+        </w:rPr>
+        <w:t>8. How to View the Promotions Due List</w:t>
       </w:r>
     </w:p>
     <w:p>
@@ -2929,7 +3699,7 @@
                 <w:color w:val="606060"/>
                 <w:sz w:val="20"/>
               </w:rPr>
-              <w:t>Figure 7.1 - The Promotions Due page</w:t>
+              <w:t>Figure 8.1 - The Promotions Due page</w:t>
               <w:br/>
             </w:r>
           </w:p>
@@ -2988,7 +3758,7 @@
               <w:rPr>
                 <w:sz w:val="22"/>
               </w:rPr>
-              <w:t>You can download this list as a report - see Section 9.</w:t>
+              <w:t>You can download this list as a report - see Section 10.</w:t>
             </w:r>
           </w:p>
         </w:tc>
@@ -3008,7 +3778,7 @@
         <w:rPr>
           <w:color w:val="1F3A68"/>
         </w:rPr>
-        <w:t>8. How to View the Retirement Monitor</w:t>
+        <w:t>9. How to View the Retirement Monitor</w:t>
       </w:r>
     </w:p>
     <w:p>
@@ -3150,7 +3920,7 @@
                 <w:color w:val="606060"/>
                 <w:sz w:val="20"/>
               </w:rPr>
-              <w:t>Figure 8.1 - The Retirement Monitor with colour-coded list</w:t>
+              <w:t>Figure 9.1 - The Retirement Monitor with colour-coded list</w:t>
               <w:br/>
             </w:r>
           </w:p>
@@ -3229,7 +3999,7 @@
         <w:rPr>
           <w:color w:val="1F3A68"/>
         </w:rPr>
-        <w:t>9. How to Generate and Download a Report</w:t>
+        <w:t>10. How to Generate and Download a Report</w:t>
       </w:r>
     </w:p>
     <w:p>
@@ -3395,7 +4165,7 @@
                 <w:color w:val="606060"/>
                 <w:sz w:val="20"/>
               </w:rPr>
-              <w:t>Figure 9.1 - The Reports page with download options</w:t>
+              <w:t>Figure 10.1 - The Reports page with download options</w:t>
               <w:br/>
             </w:r>
           </w:p>
@@ -3485,7 +4255,7 @@
         <w:rPr>
           <w:color w:val="1F3A68"/>
         </w:rPr>
-        <w:t>10. What to Do if You Forget Your Password</w:t>
+        <w:t>11. What to Do if You Forget Your Password</w:t>
       </w:r>
     </w:p>
     <w:p>
@@ -3662,7 +4432,7 @@
                 <w:color w:val="606060"/>
                 <w:sz w:val="20"/>
               </w:rPr>
-              <w:t>Figure 10.1 - The Forgot Password link on the login page</w:t>
+              <w:t>Figure 11.1 - The Forgot Password link on the login page</w:t>
               <w:br/>
             </w:r>
           </w:p>
@@ -3846,7 +4616,7 @@
         <w:rPr>
           <w:color w:val="1F3A68"/>
         </w:rPr>
-        <w:t>11. Common Errors and What They Mean</w:t>
+        <w:t>12. Common Errors and What They Mean</w:t>
       </w:r>
     </w:p>
     <w:p>
@@ -4300,6 +5070,90 @@
                 <w:b/>
                 <w:sz w:val="20"/>
               </w:rPr>
+              <w:t>This record is read-only</w:t>
+            </w:r>
+          </w:p>
+        </w:tc>
+        <w:tc>
+          <w:tcPr>
+            <w:tcW w:type="dxa" w:w="3249"/>
+          </w:tcPr>
+          <w:p>
+            <w:r>
+              <w:rPr>
+                <w:sz w:val="20"/>
+              </w:rPr>
+              <w:t>The staff status is Retired, Resigned, Dismissed, or Deceased - the record cannot be edited.</w:t>
+            </w:r>
+          </w:p>
+        </w:tc>
+        <w:tc>
+          <w:tcPr>
+            <w:tcW w:type="dxa" w:w="3249"/>
+          </w:tcPr>
+          <w:p>
+            <w:r>
+              <w:rPr>
+                <w:sz w:val="20"/>
+              </w:rPr>
+              <w:t>If the status was set in error, ask the administrator to reverse it. Do not try to bypass it.</w:t>
+            </w:r>
+          </w:p>
+        </w:tc>
+      </w:tr>
+      <w:tr>
+        <w:tc>
+          <w:tcPr>
+            <w:tcW w:type="dxa" w:w="3249"/>
+          </w:tcPr>
+          <w:p>
+            <w:r>
+              <w:rPr>
+                <w:b/>
+                <w:sz w:val="20"/>
+              </w:rPr>
+              <w:t>Effective Date cannot be in the future</w:t>
+            </w:r>
+          </w:p>
+        </w:tc>
+        <w:tc>
+          <w:tcPr>
+            <w:tcW w:type="dxa" w:w="3249"/>
+          </w:tcPr>
+          <w:p>
+            <w:r>
+              <w:rPr>
+                <w:sz w:val="20"/>
+              </w:rPr>
+              <w:t>You picked a status effective date that has not yet arrived.</w:t>
+            </w:r>
+          </w:p>
+        </w:tc>
+        <w:tc>
+          <w:tcPr>
+            <w:tcW w:type="dxa" w:w="3249"/>
+          </w:tcPr>
+          <w:p>
+            <w:r>
+              <w:rPr>
+                <w:sz w:val="20"/>
+              </w:rPr>
+              <w:t>Wait until the date arrives, or correct the date if you picked the wrong one.</w:t>
+            </w:r>
+          </w:p>
+        </w:tc>
+      </w:tr>
+      <w:tr>
+        <w:tc>
+          <w:tcPr>
+            <w:tcW w:type="dxa" w:w="3249"/>
+          </w:tcPr>
+          <w:p>
+            <w:r>
+              <w:rPr>
+                <w:b/>
+                <w:sz w:val="20"/>
+              </w:rPr>
               <w:t>Connection lost - please check your internet</w:t>
             </w:r>
           </w:p>

--- a/Staff_Biodata_System_User_Training_Guide.docx
+++ b/Staff_Biodata_System_User_Training_Guide.docx
@@ -2041,7 +2041,7 @@
                 <w:b/>
                 <w:sz w:val="20"/>
               </w:rPr>
-              <w:t>Next of Kin Name</w:t>
+              <w:t>Next of Kin (up to 3)</w:t>
             </w:r>
           </w:p>
         </w:tc>
@@ -2055,38 +2055,7 @@
               <w:rPr>
                 <w:sz w:val="20"/>
               </w:rPr>
-              <w:t>Name of the person to contact in case of emergency.</w:t>
-            </w:r>
-          </w:p>
-        </w:tc>
-      </w:tr>
-      <w:tr>
-        <w:tc>
-          <w:tcPr>
-            <w:tcW w:type="dxa" w:w="4873"/>
-          </w:tcPr>
-          <w:p>
-            <w:r/>
-            <w:r>
-              <w:rPr>
-                <w:b/>
-                <w:sz w:val="20"/>
-              </w:rPr>
-              <w:t>Next of Kin Phone</w:t>
-            </w:r>
-          </w:p>
-        </w:tc>
-        <w:tc>
-          <w:tcPr>
-            <w:tcW w:type="dxa" w:w="4873"/>
-          </w:tcPr>
-          <w:p>
-            <w:r/>
-            <w:r>
-              <w:rPr>
-                <w:sz w:val="20"/>
-              </w:rPr>
-              <w:t>Phone number of the next of kin.</w:t>
+              <w:t>You can record up to three contacts: Primary, Secondary, and Tertiary. For each one, enter Name, Relationship, Phone, Email, and Address. The Primary contact is shown by default. To add more, click the "+ Add another Next of Kin" button at the bottom of the section. To drop one, click "Remove".</w:t>
             </w:r>
           </w:p>
         </w:tc>
